--- a/template.docx
+++ b/template.docx
@@ -5,9 +5,16 @@
     <w:p>
       <w:bookmarkStart w:id="0" w:name="figures"/>
       <w:bookmarkEnd w:id="0"/>
+      <w:r>
+        <w:rPr>
+          <w:rStyle w:val="FootnoteReference"/>
+        </w:rPr>
+        <w:footnoteReference w:id="1"/>
+      </w:r>
     </w:p>
     <w:sectPr>
       <w:footnotePr>
+        <w:numFmt w:val="lowerLetter"/>
         <w:numRestart w:val="eachSect"/>
       </w:footnotePr>
       <w:pgSz w:w="12240" w:h="15840"/>
@@ -62,6 +69,22 @@
       </w:pPr>
       <w:r>
         <w:continuationSeparator/>
+      </w:r>
+    </w:p>
+  </w:footnote>
+  <w:footnote w:id="1">
+    <w:p>
+      <w:pPr>
+        <w:pStyle w:val="FootnoteText"/>
+      </w:pPr>
+      <w:r>
+        <w:rPr>
+          <w:rStyle w:val="FootnoteReference"/>
+        </w:rPr>
+        <w:footnoteRef/>
+      </w:r>
+      <w:r>
+        <w:t xml:space="preserve"> This is a footnote</w:t>
       </w:r>
     </w:p>
   </w:footnote>
@@ -1705,4 +1728,16 @@
     </a:ext>
   </a:extLst>
 </a:theme>
+</file>
+
+<file path=customXml/item1.xml><?xml version="1.0" encoding="utf-8"?>
+<b:Sources xmlns:b="http://schemas.openxmlformats.org/officeDocument/2006/bibliography" xmlns="http://schemas.openxmlformats.org/officeDocument/2006/bibliography" SelectedStyle="/APASixthEditionOfficeOnline.xsl" StyleName="APA" Version="6"/>
+</file>
+
+<file path=customXml/itemProps1.xml><?xml version="1.0" encoding="utf-8"?>
+<ds:datastoreItem xmlns:ds="http://schemas.openxmlformats.org/officeDocument/2006/customXml" ds:itemID="{AF31E7B0-0BDD-BE46-9296-64B488918F36}">
+  <ds:schemaRefs>
+    <ds:schemaRef ds:uri="http://schemas.openxmlformats.org/officeDocument/2006/bibliography"/>
+  </ds:schemaRefs>
+</ds:datastoreItem>
 </file>
--- a/template.docx
+++ b/template.docx
@@ -3,6 +3,9 @@
 <w:document xmlns:wpc="http://schemas.microsoft.com/office/word/2010/wordprocessingCanvas" xmlns:cx="http://schemas.microsoft.com/office/drawing/2014/chartex" xmlns:cx1="http://schemas.microsoft.com/office/drawing/2015/9/8/chartex" xmlns:cx2="http://schemas.microsoft.com/office/drawing/2015/10/21/chartex" xmlns:cx3="http://schemas.microsoft.com/office/drawing/2016/5/9/chartex" xmlns:cx4="http://schemas.microsoft.com/office/drawing/2016/5/10/chartex" xmlns:cx5="http://schemas.microsoft.com/office/drawing/2016/5/11/chartex" xmlns:cx6="http://schemas.microsoft.com/office/drawing/2016/5/12/chartex" xmlns:cx7="http://schemas.microsoft.com/office/drawing/2016/5/13/chartex" xmlns:cx8="http://schemas.microsoft.com/office/drawing/2016/5/14/chartex" xmlns:mc="http://schemas.openxmlformats.org/markup-compatibility/2006" xmlns:aink="http://schemas.microsoft.com/office/drawing/2016/ink" xmlns:am3d="http://schemas.microsoft.com/office/drawing/2017/model3d" xmlns:o="urn:schemas-microsoft-com:office:office" xmlns:oel="http://schemas.microsoft.com/office/2019/extlst" xmlns:r="http://schemas.openxmlformats.org/officeDocument/2006/relationships" xmlns:m="http://schemas.openxmlformats.org/officeDocument/2006/math" xmlns:v="urn:schemas-microsoft-com:vml" xmlns:wp14="http://schemas.microsoft.com/office/word/2010/wordprocessingDrawing" xmlns:wp="http://schemas.openxmlformats.org/drawingml/2006/wordprocessingDrawing" xmlns:w10="urn:schemas-microsoft-com:office:word" xmlns:w="http://schemas.openxmlformats.org/wordprocessingml/2006/main" xmlns:w14="http://schemas.microsoft.com/office/word/2010/wordml" xmlns:w15="http://schemas.microsoft.com/office/word/2012/wordml" xmlns:w16cex="http://schemas.microsoft.com/office/word/2018/wordml/cex" xmlns:w16cid="http://schemas.microsoft.com/office/word/2016/wordml/cid" xmlns:w16="http://schemas.microsoft.com/office/word/2018/wordml" xmlns:w16du="http://schemas.microsoft.com/office/word/2023/wordml/word16du" xmlns:w16sdtdh="http://schemas.microsoft.com/office/word/2020/wordml/sdtdatahash" xmlns:w16sdtfl="http://schemas.microsoft.com/office/word/2024/wordml/sdtformatlock" xmlns:w16se="http://schemas.microsoft.com/office/word/2015/wordml/symex" xmlns:wpg="http://schemas.microsoft.com/office/word/2010/wordprocessingGroup" xmlns:wpi="http://schemas.microsoft.com/office/word/2010/wordprocessingInk" xmlns:wne="http://schemas.microsoft.com/office/word/2006/wordml" xmlns:wps="http://schemas.microsoft.com/office/word/2010/wordprocessingShape" mc:Ignorable="w14 w15 w16se w16cid w16 w16cex w16sdtdh w16sdtfl w16du wp14">
   <w:body>
     <w:p>
+      <w:pPr>
+        <w:pStyle w:val="tablecap"/>
+      </w:pPr>
       <w:bookmarkStart w:id="0" w:name="figures"/>
       <w:bookmarkEnd w:id="0"/>
       <w:r>
@@ -1099,12 +1102,13 @@
     <w:name w:val="tablecap"/>
     <w:basedOn w:val="BodyText"/>
     <w:qFormat/>
-    <w:rsid w:val="007548E3"/>
+    <w:rsid w:val="00FF7B91"/>
     <w:pPr>
       <w:spacing w:line="240" w:lineRule="auto"/>
     </w:pPr>
     <w:rPr>
       <w:i/>
+      <w:sz w:val="18"/>
     </w:rPr>
   </w:style>
   <w:style w:type="paragraph" w:customStyle="1" w:styleId="SourceCode">
